--- a/subdoc2 problema/Subdoc2_Problema_Overfore_v1.1.docx
+++ b/subdoc2 problema/Subdoc2_Problema_Overfore_v1.1.docx
@@ -519,7 +519,7 @@
               <w:rPr>
                 <w:rtl w:val="0"/>
               </w:rPr>
-              <w:t xml:space="preserve">1.1 — 30 de agosto de 2026. Incorpora el resumen ejecutivo en versión provisional, corrige la dotación de personal propio y explicita la discrepancia entre las dos cifras de incertidumbre económica del caso. Reemplaza la v1.0</w:t>
+              <w:t>1.1 — 30 de agosto de 2026. Incorpora el resumen ejecutivo en versión provisional, corrige la dotación de personal propio y explicita la discrepancia entre las dos cifras de incertidumbre económica del caso. Reemplaza la v1.0. Revisión de consistencia del 4 de septiembre de 2026: el apartado 6 atribuía a las empresas contratistas las 8.500 personas con acceso en detención mayor, que es la población total del sitio; el universo contratista en ese peak es de 6.700, y las cifras de los apartados 5.1 y 5.3 —1.780 propias, 2.400 contratistas permanentes y hasta 4.300 adicionales— se conservan porque son las del Capítulo 2.4 del caso y suman ese mismo peak.</w:t>
             </w:r>
           </w:p>
         </w:tc>
@@ -5798,7 +5798,7 @@
                 <w:szCs w:val="18"/>
                 <w:rtl w:val="0"/>
               </w:rPr>
-              <w:t xml:space="preserve">Nueve días de acreditación y trámite concentrado en el CLIENTE, con hasta 8.500 personas a habilitar en detención mayor.</w:t>
+              <w:t>Nueve días de acreditación y trámite concentrado en el CLIENTE, con hasta 6.700 personas contratistas a habilitar en detención mayor. Las 8.500 del numeral 14.1 son el total de personas con acceso a la faena en ese peak e incluyen a las 1.780 propias, que no acredita ninguna empresa contratista.</w:t>
             </w:r>
             <w:r>
               <w:rPr>
